--- a/documents/21-clearhaven-kafka-vs-filedrop-memo.docx
+++ b/documents/21-clearhaven-kafka-vs-filedrop-memo.docx
@@ -9637,7 +9637,7 @@
         <w:pStyle w:val="Heading1"/>
       </w:pPr>
       <w:r>
-        <w:t>Working remainder for CLH-MEM-2023-004</w:t>
+        <w:t>Open work after February 7, 2023</w:t>
       </w:r>
     </w:p>
     <w:p>
@@ -9651,7 +9651,7 @@
           <w:color w:val="222222"/>
           <w:sz w:val="24"/>
         </w:rPr>
-        <w:t>The front of Stop waiting on 15-minute file drops: subscribe to RailClear bus is the document. This remainder is the leftover a colleague still trips on: named people, named boxes, named tickets, and the work I still owe after February 7, 2023. It is not a second log and it is not a stack of exhibits with the same stub. If a paragraph fights the decision in the front, strike the paragraph.</w:t>
+        <w:t>What follows is leftover work from Stop waiting on 15-minute file drops: subscribe to RailClear bus: named people, named boxes, named tickets, and the items I still owe. If a paragraph fights the decision in the front of CLH-MEM-2023-004, strike the paragraph.</w:t>
       </w:r>
     </w:p>
     <w:p>
@@ -9805,7 +9805,7 @@
           <w:color w:val="222222"/>
           <w:sz w:val="24"/>
         </w:rPr>
-        <w:t>I will not put a cleanup PR that renames a field on a wiki that drifts. CLH-TDD-2023-008 and this file are the record. If Marcus Bell needs a diagram, they get a permalink, not a photo of a whiteboard. msk-clh-dev.nseng.internal stays out of the diagram title. If a new engineer asks where the leftover lives, I point here. I do not point at a Slack pin from February 7, 2023. Client Clearhaven.</w:t>
+        <w:t>I will not put a cleanup PR that renames a field on a wiki that drifts. CLH-TDD-2023-008 and this file are the record. If Marcus Bell needs a diagram, they get a permalink, not a photo of a whiteboard. msk-clh-dev.nseng.internal stays out of the diagram title. If a new engineer asks where the leftover lives, I point here. I do not point at a Slack pin from February 7, 2023.</w:t>
       </w:r>
     </w:p>
     <w:p>
@@ -12149,7 +12149,7 @@
           <w:color w:val="222222"/>
           <w:sz w:val="24"/>
         </w:rPr>
-        <w:t>People who were absent still get a usable remainder, not a transcript. Diego Alvarez gets the decision, the refuse, and the date. They do not get a reconstruction of who raised their voice. If they object, they object on CLH-1762. Client Clearhaven. Author Aman Kumar.</w:t>
+        <w:t>People who were absent still get a usable remainder, not a transcript. Diego Alvarez gets the decision, the refuse, and the date. They do not get a reconstruction of who raised their voice. If they object, they object on CLH-1762.</w:t>
       </w:r>
     </w:p>
     <w:p>
@@ -13194,7 +13194,7 @@
           <w:color w:val="222222"/>
           <w:sz w:val="24"/>
         </w:rPr>
-        <w:t>If you are implementing, keep the rejected alternative dead. If you are on-call, start read-only. If you are Marcus Bell, the ask is unchanged: pick the path in the main body or send it back with a named objection. Sample I would still defend: 3339 rows, 9 minutes, freeze respected. Strike this remainder if it ever fights the decision callout. Author Aman Kumar. Client Clearhaven.</w:t>
+        <w:t>If you are implementing, keep the rejected alternative dead. If you are on-call, start read-only. If you are Marcus Bell, the ask is unchanged: pick the path in the main body or send it back with a named objection. Sample I would still defend: 3339 rows, 9 minutes, freeze respected. Strike this section if it ever fights the decision callout.</w:t>
       </w:r>
     </w:p>
     <w:p>
@@ -13208,7 +13208,7 @@
           <w:color w:val="222222"/>
           <w:sz w:val="24"/>
         </w:rPr>
-        <w:t>This heading is the reopen rule, not a promise that nothing follows. If we still need words after the bank, they are named leftovers, not another copy of the same stub. what a written no from the EM looks like is done as a heading when Kavya Menon closes CLH-2031 or writes a new date.</w:t>
+        <w:t>This heading is the reopen rule. what a written no from the EM looks like is done when Kavya Menon closes CLH-2031 or writes a new date.</w:t>
       </w:r>
     </w:p>
     <w:p>
@@ -14360,7 +14360,7 @@
           <w:color w:val="222222"/>
           <w:sz w:val="24"/>
         </w:rPr>
-        <w:t>I am out of new section shapes. What follows is leftover owners and tickets already in this file, written so a colleague can act. I will not invent another exhibit format to fill a page budget.</w:t>
+        <w:t>Owners and tickets still attached to CLH-MEM-2023-004, written so a colleague can act without hunting Slack. Close is a decision, a refuse, or a new date.</w:t>
       </w:r>
     </w:p>
     <w:p>
@@ -14374,7 +14374,7 @@
           <w:color w:val="222222"/>
           <w:sz w:val="24"/>
         </w:rPr>
-        <w:t>CLH-TDD-2023-008 still sits with Marcus Bell. Host msk-clh-dev.nseng.internal. Due February 18, 2023 unless they write a new date. Close is a decision, a refuse, or that date. I will not accept a status dump. Front-matter number I am not re-arguing: 15. If this leftover is done, Marcus Bell marks CLH-TDD-2023-008 done. Aman Kumar will not keep a shadow list. Client Clearhaven.</w:t>
+        <w:t>CLH-TDD-2023-008 still sits with Marcus Bell. Host msk-clh-dev.nseng.internal. Due February 18, 2023 unless they write a new date. Close is a decision, a refuse, or that date. I will not accept a status dump. Front-matter number I am not re-arguing: 15. If this leftover is done, Marcus Bell marks CLH-TDD-2023-008 done. Aman Kumar will not keep a shadow list.</w:t>
       </w:r>
     </w:p>
     <w:p>
@@ -14472,7 +14472,7 @@
           <w:color w:val="222222"/>
           <w:sz w:val="24"/>
         </w:rPr>
-        <w:t>Stop leftover: CLH-2031 is not a twin of CLH-1762. Keep one thread. Lena Ortiz on msk-clh-prod.nseng.internal. If this paragraph fights the front of CLH-MEM-2023-004, strike it. Due March 4, 2023. Client Clearhaven.</w:t>
+        <w:t>Stop leftover: CLH-2031 is not a twin of CLH-1762. Keep one thread. Lena Ortiz on msk-clh-prod.nseng.internal. If this paragraph fights the front of CLH-MEM-2023-004, strike it. Due March 4, 2023.</w:t>
       </w:r>
     </w:p>
     <w:p>
@@ -14486,7 +14486,7 @@
           <w:color w:val="222222"/>
           <w:sz w:val="24"/>
         </w:rPr>
-        <w:t>CLH-1762 still sits with Chris Patel. Host msk-clh-dev.nseng.internal. Due March 6, 2023 unless they write a new date. Close is a decision, a refuse, or that date. I will not accept a status dump. Front-matter number I am not re-arguing: 0.6. If this leftover is done, Chris Patel marks CLH-1762 done. Aman Kumar will not keep a shadow list. Client Clearhaven.</w:t>
+        <w:t>CLH-1762 still sits with Chris Patel. Host msk-clh-dev.nseng.internal. Due March 6, 2023 unless they write a new date. Close is a decision, a refuse, or that date. I will not accept a status dump. Front-matter number I am not re-arguing: 0.6. If this leftover is done, Chris Patel marks CLH-1762 done. Aman Kumar will not keep a shadow list.</w:t>
       </w:r>
     </w:p>
     <w:p>
